--- a/example_articles/countries/South Africa/4.countries_South Africa_Other_publisher.docx
+++ b/example_articles/countries/South Africa/4.countries_South Africa_Other_publisher.docx
@@ -27,17 +27,17 @@
     </w:p>
     <w:p>
       <w:r>
-        <w:t>Source File: Other publishers/Files (500) (30).DOCX</w:t>
+        <w:t>Source file: Other publishers/Files (500) (30).DOCX</w:t>
       </w:r>
     </w:p>
     <w:p>
       <w:r>
-        <w:t>Raw locations result: ['South Africa']</w:t>
+        <w:t>Raw locations result, 'locations': ['South Africa']</w:t>
       </w:r>
     </w:p>
     <w:p>
       <w:r>
-        <w:t>countries_stand_flat (Standardized): South Africa</w:t>
+        <w:t>Standardized locations result, 'countries_stand_flat': South Africa</w:t>
       </w:r>
     </w:p>
     <w:p>

--- a/example_articles/countries/South Africa/4.countries_South Africa_Other_publisher.docx
+++ b/example_articles/countries/South Africa/4.countries_South Africa_Other_publisher.docx
@@ -7,7 +7,7 @@
         <w:pStyle w:val="Heading1"/>
       </w:pPr>
       <w:r>
-        <w:t>'FORGOTTEN STREET' TRIES TO STAY ALIVE GRAFFITI. LITTER. VIOLENCE. KENSINGTON AVENUE HAS PROBLEMS. A CITY INITIATIVE HASN'T REACHED THE STREET.</w:t>
+        <w:t>17 blacks slain on eve of South Africa funeral</w:t>
       </w:r>
     </w:p>
     <w:p>
@@ -17,17 +17,17 @@
     </w:p>
     <w:p>
       <w:r>
-        <w:t>Date: 1994-12-19</w:t>
+        <w:t>Date: 1993-04-19</w:t>
       </w:r>
     </w:p>
     <w:p>
       <w:r>
-        <w:t>Section: PHILADELPHIA BUSINESS; Pg. F01</w:t>
+        <w:t>Section: NEWS; Pg. 4A</w:t>
       </w:r>
     </w:p>
     <w:p>
       <w:r>
-        <w:t>Source file: Other publishers/Files (500) (30).DOCX</w:t>
+        <w:t>Source file: Other publishers/Files (500) (31).DOCX</w:t>
       </w:r>
     </w:p>
     <w:p>
@@ -49,103 +49,19 @@
     </w:p>
     <w:p>
       <w:r>
-        <w:t>Before he opens his store each morning, Brent Toll retrieves a broom and worn shovel from the doorway of his shop and sweeps up the litter on the sidewalk out front.</w:t>
+        <w:t>Black gunmen shot dead 17 blacks and wounded 12 Sunday in the township of Sebokeng, South Africa, police said.</w:t>
         <w:br/>
-        <w:t>Sometimes he wonders if it's worth the trouble. There's no call on Kensington Avenue anymore for the Arrow shirts, Drakkar men's fragrances, fine suits, ties and dress slacks on which Al's Toggery Shop built its 65-year reputation.</w:t>
+        <w:t>The attack came as tensions were high in South Africa on the eve of the funeral of black leader Chris Hani, slain April 10 by a suspected white rightist, now under arrest.</w:t>
         <w:br/>
-        <w:t>But Toll knows he'll be ticketed again if the litter piles up. So he sweeps up behind the homeless who root through garbage cans each night, and cleans up after others who toss down crumpled cigarette packs, cups, bottles and paper bags as they stroll.</w:t>
+        <w:t>Police on Saturday also detained Clive Derby-Lewis, a top leader of the pro-apartheid Conservative Party. Hani was one of the African National Congress' most popular leaders.</w:t>
         <w:br/>
-        <w:t>He hasn't seen a city street-sweeper in weeks. "The street is dirty," he says. "I have seen no change in cleanliness. This is a forgotten street."</w:t>
+        <w:t>Today's funeral in the mainly white, working-class town of Boksburg is expected to be the biggest in the country's history. There were fears it could spark clashes between local whites and black mourners. State TV showed scenes of armed white rightists in the area.</w:t>
         <w:br/>
-        <w:t>The 3100 block of Kensington Avenue, in the working-class Kensington section northeast of Center City, has seen better days.</w:t>
         <w:br/>
-        <w:t>Graffiti accost the eye, while panhandlers beg for spare change.</w:t>
+        <w:t>Notes</w:t>
         <w:br/>
-        <w:t>While far from dead as a place to shop - one merchant counted 1,100 passersby on a recent day - the block offers a glimpse into the difficult battle Mayor Rendell will have proving that Philadelphia really is "business- friendly."</w:t>
         <w:br/>
-        <w:t>Since September, the newly created Mayor's Business Action Team has held eight neighborhood meetings with small-business owners, assuring them that the city wants to address licensing and litter problems, parking and safety worries.</w:t>
-        <w:br/>
-        <w:t>As a roomful of small-business owners listened at one of the first meetings, in South Philadelphia, Rendell said he wanted to reverse a trend that had cost the city 263,000 jobs and 30 percent of its tax base in the last quarter-century. While many of those jobs were lost at big firms, not small businesses, the bulk of employment in the city today is at companies with fewer than 100 workers. That's where Rendell is focusing.</w:t>
-        <w:br/>
-        <w:t>The Mayor's Business Action Team, made up of city department heads or deputies, can answer questions on the spot. Often, they do. At a meeting in Olney on Dec. 6, Elaine Tomlin, president of the Association of Fifth Street Merchants, asked about an 18-month old application for funds for a parking lot and curbs. She was promised action in January.</w:t>
-        <w:br/>
-        <w:t>After another of the team's neighborhood sessions, a Center City business association, the Philadelphia Chinatown Development Corp., got the city to meet with it over the potential impact of a proposed homeless shelter in the area.</w:t>
-        <w:br/>
-        <w:t>But it may be too late for some businesses on the 3100 block of Kensington Avenue.</w:t>
-        <w:br/>
-        <w:t>Toll's haberdashery is for sale. The original asking price, $150,000, is down to $90,000. If there's no buyer by March, Toll said, he'll pull down the gate and leave the place empty.</w:t>
-        <w:br/>
-        <w:t>That's what happened to the adjacent Z Outlet Store in September. The Hair Cuttery, two doors away, was in business for six years before it, too, closed late last summer.</w:t>
-        <w:br/>
-        <w:t>On a block dotted with a half-dozen other closed businesses, The Card Rack, a Hallmark card outlet owned by Leonard and Marsha Goldenberg, also is for sale. So is Impressive Jewelry, also owned by the Goldenbergs, who still have nightmare visions of "the scale police," "the sign police," and armies of meter maids gleefully ticketing shoppers' cars.</w:t>
-        <w:br/>
-        <w:t>Kenneth Ruch, president of the 40-member Greater Kensington Businessmen's Association, said the city promised in November to send a street-cleaner down Kensington Avenue once a week. "It came one week and hasn't come since," he said.</w:t>
-        <w:br/>
-        <w:t>(On Friday, Fran Weston, the city's deputy managing director, acknowledged that the truck had missed some sweeps due mostly to heavy demands during leaf cleanups. She said the street would be swept every other week, weather permitting.)</w:t>
-        <w:br/>
-        <w:t>After Kensington Avenue merchants complained about graffiti, someone, it's not known who, came by with buckets of paint. The graffiti were covered over - but so were locks, hinges and door handles.</w:t>
-        <w:br/>
-        <w:t>"This is galvanized steel," Goldenberg said, pulling down the metal gate of his shop. "It's not supposed to be painted.</w:t>
-        <w:br/>
-        <w:t>He also said business is off by one-third at Impressive Jewelry and he's almost a year behind in tax payments. Yet inspectors come in to check his scales and to see sign permits and mercantile licenses.</w:t>
-        <w:br/>
-        <w:t>"We've been here 18 years," Marsha Goldenberg said. "It's harassment."</w:t>
-        <w:br/>
-        <w:t>"Both my businesses are up for sale," said her husband. "I don't know what I'm going to do. I'm 58 years old . . . but I won't open another business in the city of Philadelphia."</w:t>
-        <w:br/>
-        <w:t>"I'm so angry. We made a beautiful living here," Marsha Goldenberg said.</w:t>
-        <w:br/>
-        <w:t>A spokesman for the city said merchants' complaints on Kensington Avenue are being addressed, although delays are inevitable.</w:t>
-        <w:br/>
-        <w:t>"We're not going to solve everything immediately," Jack Shannon, director of the Mayor's Business Action Team, said.</w:t>
-        <w:br/>
-        <w:t>Commerce Director Stephen Mullin said the city is aware of the Kensington merchants' complaints about aggressive ticketing and litter.</w:t>
-        <w:br/>
-        <w:t>Parking meters were turned off on Saturdays during the holidays and might be permanently shut off citywide on Saturdays in neighborhood shopping areas, officials said.</w:t>
-        <w:br/>
-        <w:t>Mullin and Weston said the Mayor's Business Action Team has tried to work with Kensington merchants.</w:t>
-        <w:br/>
-        <w:t>"What may be one person's complaint may not be everybody's," Weston said.</w:t>
-        <w:br/>
-        <w:t>Ruch, the business association president, said the city generally has tried to help. During construction work on the elevated train above Kensington Avenue, for example, SEPTA removed light standards, eliminating the street</w:t>
-        <w:br/>
-        <w:t>lights for much of the avenue. The city developed a plan to replace at least one-third of them, Ruch said.</w:t>
-        <w:br/>
-        <w:t>He placed at least some blame for the street's problems on the merchants themselves.</w:t>
-        <w:br/>
-        <w:t>"We need to be more in sync," he said. Only half of the 80 merchants in the six-block Kensington Avenue district belong to the association. "Only 10 are active," he said.</w:t>
-        <w:br/>
-        <w:t>Meanwhile, Toll, who joined his family clothing business 32 years ago, is eyeing a site in the city's Manayunk section. On Christmas Eve 1973, Al's Toggery Shop recorded 493 sales. The number plunged to 226 by Christmas Eve in 1988. Then Toll stopped keeping count.</w:t>
-        <w:br/>
-        <w:t>Toll doesn't expect the city to invest huge sums in the area. "The street's been sacrificed to Center City," he said, referring to efforts to</w:t>
-        <w:br/>
-        <w:t>draw tourists and shoppers there.</w:t>
-        <w:br/>
-        <w:t>As he spoke, he gestured with his hands. The right hand was half again as big as the left. Toll said he was stabbed 12 times during a store robbery last April. "Severed the tendon," he said, holding the right hand up. "It'll never be the same."</w:t>
-        <w:br/>
-        <w:t>The incident reflects how crime is a constant worry, a complaint echoed by local businesses citywide.</w:t>
-        <w:br/>
-        <w:t>In fact, during an interview, Leonard Goldenberg pulled from his pocket a pistol that he carries for protection and said, "See what it's come down to? It's the Wild West all over again."</w:t>
-        <w:br/>
-        <w:t>His hand was damaged this year in a fight with a shoplifter at his Card Rack. He held the man for 45 minutes - but let him go when the police never showed up, he said.</w:t>
-        <w:br/>
-        <w:t>Perhaps more dramatically, an audience of 120 at the mayor's meeting in Olney this month was held in rapt silence by the testimony of a physician. He described a series of violent encounters affecting his neighbors, employees and five of seven members of his family.</w:t>
-        <w:br/>
-        <w:t>"My wife two months ago had a thug try to murder her," said Donald A. Petetti. "A boy was murdered practically on my doorstep. I've had a mock execution performed on me. They put a .357 Magnum to my head and pulled the trigger. My secretary's fiance was shot to death in a laundromat . . .</w:t>
-        <w:br/>
-        <w:t>"I've lost 30 percent of my business. I know you have many problems to deal with, but first and foremost should be safety on the streets," the general practitioner told Rendell. "I pray somebody here listens."</w:t>
-        <w:br/>
-        <w:t>Rendell sympathized and promised that more police officers would be on patrol next summer, almost all of them in commercial districts.</w:t>
-        <w:br/>
-        <w:t>Meanwhile, merchants on the 3100 block of Kensington Avenue and throughout the city are hoping the mayor's initiative will help resolve other complaints. Mullen, the city commerce director, though, acknowledged that he has spent much of his time so far just trying to coordinate action among city departments.</w:t>
-        <w:br/>
-        <w:t>He rejected the suggestion that changed economic conditions, demographics and shopping habits would lessen the city's efforts to keep businesses going.</w:t>
-        <w:br/>
-        <w:t>"We don't want to give the impresssion that these areas are dinosaurs, so why should we bother," Mullin said. "We want to make all the businesses inside the (city) borders as profitable and as valuable as possible."</w:t>
-        <w:br/>
-        <w:t xml:space="preserve"> FOR MORE INFORMATION</w:t>
-        <w:br/>
-        <w:t>* To contact the Mayor's Business Action Team, call 215-686-9620.</w:t>
+        <w:t>WASHINGTON AND THE WORLD</w:t>
         <w:br/>
         <w:br/>
         <w:t>Graphic</w:t>
@@ -153,30 +69,7 @@
         <w:br/>
         <w:t xml:space="preserve"> </w:t>
         <w:br/>
-        <w:t>PHOTO AND MAP;</w:t>
-        <w:br/>
-        <w:br/>
-        <w:t>PHOTO (3)</w:t>
-        <w:br/>
-        <w:t>1. Some merchants have already given up on Kensington Avenue, as shown by</w:t>
-        <w:br/>
-        <w:t>these closed shops. Others are thinking of leaving. (The Philadelphia Inquirer</w:t>
-        <w:br/>
-        <w:t>, SHARON J. WOHLMUTH)</w:t>
-        <w:br/>
-        <w:t>2. Leonard Goldenberg and his wife, Marsha, operate Impressive Jewelry and</w:t>
-        <w:br/>
-        <w:t>The Card Rack in the 3100 block of Kensington Avenue.</w:t>
-        <w:br/>
-        <w:t>3. Donald A. Petetti examines Al Rosario in his office in Olney. Petetti told</w:t>
-        <w:br/>
-        <w:t>a city panel about violence in his neighborhood. (The Philadelphia Inquirer</w:t>
-        <w:br/>
-        <w:t>, MICHAEL MALLY)</w:t>
-        <w:br/>
-        <w:t>MAP (1)</w:t>
-        <w:br/>
-        <w:t>1. 3100 block of Kensington Avenue (The Philadelphia Inquirer)</w:t>
+        <w:t>PHOTO, b/w, Patrick de Noirmont, Reuters</w:t>
       </w:r>
     </w:p>
     <w:sectPr>

--- a/example_articles/countries/South Africa/4.countries_South Africa_Other_publisher.docx
+++ b/example_articles/countries/South Africa/4.countries_South Africa_Other_publisher.docx
@@ -7,7 +7,9 @@
         <w:pStyle w:val="Heading1"/>
       </w:pPr>
       <w:r>
-        <w:t>17 blacks slain on eve of South Africa funeral</w:t>
+        <w:t>A bond is reborn in S. Africa;</w:t>
+        <w:br/>
+        <w:t>Two friends split by apartheid will soon be neighbors again.</w:t>
       </w:r>
     </w:p>
     <w:p>
@@ -17,17 +19,17 @@
     </w:p>
     <w:p>
       <w:r>
-        <w:t>Date: 1993-04-19</w:t>
+        <w:t>Date: 2004-04-27</w:t>
       </w:r>
     </w:p>
     <w:p>
       <w:r>
-        <w:t>Section: NEWS; Pg. 4A</w:t>
+        <w:t>Section: NATIONAL; Pg. A01</w:t>
       </w:r>
     </w:p>
     <w:p>
       <w:r>
-        <w:t>Source file: Other publishers/Files (500) (31).DOCX</w:t>
+        <w:t>Source file: Other publishers/Files (500) (28).DOCX</w:t>
       </w:r>
     </w:p>
     <w:p>
@@ -49,19 +51,85 @@
     </w:p>
     <w:p>
       <w:r>
-        <w:t>Black gunmen shot dead 17 blacks and wounded 12 Sunday in the township of Sebokeng, South Africa, police said.</w:t>
+        <w:t>Dan Ndzabela and Ebrahim Murat lost their friendship because of the color of their skin. It has taken them half their lives to find it again.</w:t>
         <w:br/>
-        <w:t>The attack came as tensions were high in South Africa on the eve of the funeral of black leader Chris Hani, slain April 10 by a suspected white rightist, now under arrest.</w:t>
+        <w:t>In 1959, South Africa's whites-only government ordered Ndzabela - a black Christian - to move from Cape Town's racially mixed suburb District Six to a black township. In 1966, the government declared District Six a whites-only zone, and Murat - Muslim and of mixed-race - was shuffled off to a "colored" area, reserved for those of mixed racial heritage.</w:t>
         <w:br/>
-        <w:t>Police on Saturday also detained Clive Derby-Lewis, a top leader of the pro-apartheid Conservative Party. Hani was one of the African National Congress' most popular leaders.</w:t>
+        <w:t>They did not see each other for nearly 40 years.</w:t>
         <w:br/>
-        <w:t>Today's funeral in the mainly white, working-class town of Boksburg is expected to be the biggest in the country's history. There were fears it could spark clashes between local whites and black mourners. State TV showed scenes of armed white rightists in the area.</w:t>
+        <w:t>Now, on the anniversary of the end of white rule 10 years ago this week, Ndzabela and Murat are among the hundreds who are receiving keys to new homes in District Six as the government tries to right past wrongs.</w:t>
         <w:br/>
+        <w:t>In all, 66,000 residents were evicted from District Six, homes razed, friendships broken. But now Ndzabela and Murat will live next door to each other, extracting in the twilight of their lives a measure of justice for the crimes of apartheid.</w:t>
         <w:br/>
-        <w:t>Notes</w:t>
+        <w:t>"It was my comfort and my heart when I was young," said Murat, 87, of District Six.</w:t>
         <w:br/>
+        <w:t>"It is where I belong," said Ndzabela, 82.</w:t>
         <w:br/>
-        <w:t>WASHINGTON AND THE WORLD</w:t>
+        <w:t>Tens of thousands of South Africans are still waiting for compensation, or to return to properties seized under white rule. Whites, who are 10 percent of the population, still own 80 percent of the land.</w:t>
+        <w:br/>
+        <w:t>The issue isn't likely to go away soon, but President Thabo Mbeki, who will be sworn in for a second term today, has vowed to speed up the transfer of seized lands to nonwhites.</w:t>
+        <w:br/>
+        <w:t>*</w:t>
+        <w:br/>
+        <w:t>The story of Ndzabela, Murat and District Six underscores the damage that apartheid caused to South Africa.</w:t>
+        <w:br/>
+        <w:t>Founded in 1867, District Six was a boisterous, working-class hub of cobbled streets, scrappy tenements and spice markets at the foot of Table Mountain. Churches sat near mosques; Jews, Irish and Malays lived side by side with black Africans in a rich multicultural brew, representing all that the white government opposed.</w:t>
+        <w:br/>
+        <w:t>Ndzabela recalls attending rugby games with white friends, and eating with them at the same tables. Old women, Murat remembers, sat on stoops and warned the local boys when they saw a police van coming to stop their Sunday dice games. At night, gangsters walked the elderly home from the cinema.</w:t>
+        <w:br/>
+        <w:t>"We had very good neighbors. They had respect for one another," said Murat, who sold newspapers. Ndzabela, who worked in a tire store, was a customer of his, and they chatted about rugby and soccer. Sometimes they saw each other, with their families, at local parades.</w:t>
+        <w:br/>
+        <w:t>Noor Ebrahim, 59, education officer of a Cape Town museum that preserves the memory of District Six, recalls: "We were one big happy family. We proved to the apartheid government it could work."</w:t>
+        <w:br/>
+        <w:t>But District Six represented both the promise of a multiracial South Africa and the fears of its white rulers.</w:t>
+        <w:br/>
+        <w:t>Fear won. Before their friendship could deepen, Ndzabela received a letter ordering him to relocate to what is now the black township of Guguletu. The father of two packed his family's belongings in a friend's car and left their brick home behind.</w:t>
+        <w:br/>
+        <w:t>"I had to abide by the law," Ndzabela said. "My children had to have food on their plate."</w:t>
+        <w:br/>
+        <w:t>In Guguletu, they were led to a one-room tin shack with no running water or electricity. Ndzabela shook - not with anger but humiliation. "I asked myself what have I done wrong," he said. "What will my wife feel about a man like me? Will she still respect me?"</w:t>
+        <w:br/>
+        <w:t>Seven years later, Murat, too, got a letter. He and his wife and nine children were forced to leave their large home, with its fig and apple trees, for the Cape Flats, where today gangs and drug pushers thrive.</w:t>
+        <w:br/>
+        <w:t>Thousands more were evicted over the next 16 years, some with less than 24 hours' notice. They left behind everything but their memories.</w:t>
+        <w:br/>
+        <w:t>"There were tearful parties," said Irwin Combrinck, 76, evicted in 1967 and now a trustee at the museum. "You helped them to move. You gave your last bit of energy to your neighbor."</w:t>
+        <w:br/>
+        <w:t>Houses were bulldozed; streets were renamed. District Six became Zonnebloem - "sunflower" in Afrikaans. For the next three decades Ndzabela and Murat lived quiet lives less than 50 miles apart. As the years blurred, they forgot each other.</w:t>
+        <w:br/>
+        <w:t>Then a few years after Nelson Mandela became the nation's first black president in 1994, both attended a meeting, hoping to reclaim their property.</w:t>
+        <w:br/>
+        <w:t>Ndzabela recognized him first, said Murat, grabbing his wrinkled hand and shaking it hard. Then they embraced.</w:t>
+        <w:br/>
+        <w:t>"Here, sit by me, Mr. Murat," Ndzabela said.</w:t>
+        <w:br/>
+        <w:t>"We've got a lot to talk about," Murat told him.</w:t>
+        <w:br/>
+        <w:t>Ten weeks ago they sat beside each other again, and this time Mandela joined them. In a tearful ceremony, he handed each man a blue plastic key, a sign they would soon return home.</w:t>
+        <w:br/>
+        <w:t>Within the next three years, an estimated 4,000 evicted families are expected to resettle the area, now a patchwork of grassy vacant lots. The government, residents and private donors will finance the project.</w:t>
+        <w:br/>
+        <w:t>Community leaders are trying to resurrect the spirit of District Six. High walls are prohibited, so residents will interact. No one can sell a home for 15 years, to keep developers from gobbling up some of the country's priciest land.</w:t>
+        <w:br/>
+        <w:t>"We're going to force them to stay together," said Nas Ally, the chief executive officer of the District Six Beneficiary and Development Trust. "We want the District Six community to live again, as best as we can."</w:t>
+        <w:br/>
+        <w:t>Murat is counting the days. Empty packing boxes fill the floor of his living room in the mainly mixed-race town of Retreat. The blue key, on a shelf, keeps him focused. He isn't going to paint his yellow house this year.</w:t>
+        <w:br/>
+        <w:t>He wants to leave because of the present as much as the past. Young people, he said, don't respect their elders. Gangsters have broken into his house twice. Last month, they stole his grandson's bicycle.</w:t>
+        <w:br/>
+        <w:t>"I just want to get out of this place," he said. "One night I dreamed I was already staying there."</w:t>
+        <w:br/>
+        <w:t>Murat, whose wife died shortly after they learned they could move back to District Six, will live with his daughter and her children in House Number 8.</w:t>
+        <w:br/>
+        <w:t>Ndzabela will be in Number 6. Recently, his children asked why he was moving. In four decades, he has transformed his shack into a large, comfortable brick house with satellite TV and a garden. The house in District Six is smaller.</w:t>
+        <w:br/>
+        <w:t>But his return isn't just about a house. "You must know that I suffered, and I want to heal my wounds," he says he told them. ". . . I didn't get this house for nothing. They must know I fought to come back, that I have played a part."</w:t>
+        <w:br/>
+        <w:t>Murat plans to ask Ndzabela for tea the day they move in. They will talk and talk, he predicted, filling in the gaps in their lives.</w:t>
+        <w:br/>
+        <w:t>"About 2 a.m. he will still be sitting here by me," Murat said. "And we'll sit and talk all night."</w:t>
+        <w:br/>
+        <w:t xml:space="preserve">Contact staff writer Sudarsan Raghavan at sraghavan@krwashington.com.  </w:t>
         <w:br/>
         <w:br/>
         <w:t>Graphic</w:t>
@@ -69,7 +137,19 @@
         <w:br/>
         <w:t xml:space="preserve"> </w:t>
         <w:br/>
-        <w:t>PHOTO, b/w, Patrick de Noirmont, Reuters</w:t>
+        <w:t>PHOTO;</w:t>
+        <w:br/>
+        <w:t>A child plays in a poor section of Cape Town, South Africa. A decade after white rule ended, the government is still trying to heal the wounds inflicted by apartheid.</w:t>
+        <w:br/>
+        <w:t>EVELYN HOCKSTEIN, Knight Ridder Tribune</w:t>
+        <w:br/>
+        <w:t>A visitor to the District Six museum walks across a map of the area in Cape Town, South Africa. District Six was declared a whites-only zone in the 1960s. At left, the area is now being rebuilt under a government program, and many of the original residents are returning.</w:t>
+        <w:br/>
+        <w:t>Dan Ndzabela, 82, lost track of his close friend Ebrahim Murat after apartheid forced them from their homes. Years later, they will live next door to each other.</w:t>
+        <w:br/>
+        <w:t>EVELYN HOCKSTEIN, Knight Ridder Tribune</w:t>
+        <w:br/>
+        <w:t>Ebrahim Murat, 87, was evicted from Cape Town's District Six in 1966 when it became a whites-only zone. Hundreds will move back under a government program.</w:t>
       </w:r>
     </w:p>
     <w:sectPr>
